--- a/Week02_Student_Notes.docx
+++ b/Week02_Student_Notes.docx
@@ -171,7 +171,7 @@
         <w:pStyle w:val="FirstParagraph"/>
       </w:pPr>
       <w:r>
-        <w:t xml:space="preserve">What did getting ArcGIS Pro set up show me about the project and interface? Anything still not working?</w:t>
+        <w:t xml:space="preserve">Anything still not working with your ESRI Training or ArcGIS Pro logins?</w:t>
       </w:r>
     </w:p>
     <w:p>
@@ -252,10 +252,7 @@
         <w:t xml:space="preserve">Map Layout</w:t>
       </w:r>
       <w:r>
-        <w:t xml:space="preserve"> </w:t>
-      </w:r>
-      <w:r>
-        <w:t xml:space="preserve">(what makes a map credible).</w:t>
+        <w:t xml:space="preserve">.</w:t>
       </w:r>
     </w:p>
     <w:p>
@@ -628,7 +625,7 @@
         </w:numPr>
       </w:pPr>
       <w:r>
-        <w:t xml:space="preserve">Choosing well: color for categories vs. sequences; how many classes; why raw counts can mislead (normalize instead).</w:t>
+        <w:t xml:space="preserve">Choosing well: color for categories vs. sequences; how many classes.</w:t>
       </w:r>
     </w:p>
     <w:p>
@@ -881,7 +878,7 @@
         </w:numPr>
       </w:pPr>
       <w:r>
-        <w:t xml:space="preserve">Credibility and honesty: how framing, extent, and class breaks can distort; cite sources; show uncertainty.</w:t>
+        <w:t xml:space="preserve">how framing, extent, and class breaks can distort; cite sources; show uncertainty.</w:t>
       </w:r>
     </w:p>
     <w:p>
